--- a/templates/TEMPLATE_CAPITAL_LOAN_AGREEMENT_Investors.docx
+++ b/templates/TEMPLATE_CAPITAL_LOAN_AGREEMENT_Investors.docx
@@ -4,7 +4,7 @@
   <w:body>
     <w:p>
       <w:pPr>
-        <w:pStyle w:val="Ttulo"/>
+        <w:pStyle w:val="Title"/>
       </w:pPr>
       <w:r>
         <w:t>CAPITAL LOAN</w:t>
@@ -133,7 +133,7 @@
     </w:p>
     <w:p>
       <w:pPr>
-        <w:pStyle w:val="Ttulo1"/>
+        <w:pStyle w:val="Heading1"/>
         <w:spacing w:before="116"/>
         <w:ind w:left="23" w:right="22"/>
         <w:jc w:val="center"/>
@@ -191,7 +191,7 @@
     </w:p>
     <w:p>
       <w:pPr>
-        <w:pStyle w:val="Textoindependiente"/>
+        <w:pStyle w:val="BodyText"/>
         <w:spacing w:before="30"/>
         <w:rPr>
           <w:b/>
@@ -200,7 +200,7 @@
     </w:p>
     <w:p>
       <w:pPr>
-        <w:pStyle w:val="Textoindependiente"/>
+        <w:pStyle w:val="BodyText"/>
         <w:ind w:left="345"/>
       </w:pPr>
       <w:r>
@@ -212,7 +212,7 @@
     </w:p>
     <w:p>
       <w:pPr>
-        <w:pStyle w:val="Ttulo1"/>
+        <w:pStyle w:val="Heading1"/>
         <w:tabs>
           <w:tab w:val="left" w:pos="3421"/>
         </w:tabs>
@@ -220,7 +220,6 @@
       </w:pPr>
       <w:bookmarkStart w:id="2" w:name="Lender:_Ricardo_A._Ocando"/>
       <w:bookmarkEnd w:id="2"/>
-      <w:proofErr w:type="gramStart"/>
       <w:r>
         <w:rPr>
           <w:spacing w:val="-2"/>
@@ -231,16 +230,12 @@
         <w:tab/>
       </w:r>
       <w:r>
-        <w:t>{{</w:t>
-      </w:r>
-      <w:proofErr w:type="gramEnd"/>
-      <w:r>
-        <w:t>Investor’s Name}}</w:t>
-      </w:r>
-    </w:p>
-    <w:p>
-      <w:pPr>
-        <w:pStyle w:val="Textoindependiente"/>
+        <w:t>{{Investor’s Name}}</w:t>
+      </w:r>
+    </w:p>
+    <w:p>
+      <w:pPr>
+        <w:pStyle w:val="BodyText"/>
         <w:tabs>
           <w:tab w:val="left" w:pos="3411"/>
         </w:tabs>
@@ -399,13 +394,13 @@
     </w:p>
     <w:p>
       <w:pPr>
-        <w:pStyle w:val="Textoindependiente"/>
+        <w:pStyle w:val="BodyText"/>
         <w:spacing w:before="95"/>
       </w:pPr>
     </w:p>
     <w:p>
       <w:pPr>
-        <w:pStyle w:val="Ttulo1"/>
+        <w:pStyle w:val="Heading1"/>
         <w:tabs>
           <w:tab w:val="left" w:pos="3391"/>
         </w:tabs>
@@ -455,7 +450,7 @@
     </w:p>
     <w:p>
       <w:pPr>
-        <w:pStyle w:val="Textoindependiente"/>
+        <w:pStyle w:val="BodyText"/>
         <w:tabs>
           <w:tab w:val="left" w:pos="3391"/>
         </w:tabs>
@@ -556,7 +551,7 @@
     </w:p>
     <w:p>
       <w:pPr>
-        <w:pStyle w:val="Textoindependiente"/>
+        <w:pStyle w:val="BodyText"/>
         <w:spacing w:before="119"/>
       </w:pPr>
     </w:p>
@@ -583,7 +578,6 @@
         </w:rPr>
         <w:t xml:space="preserve"> </w:t>
       </w:r>
-      <w:proofErr w:type="gramStart"/>
       <w:r>
         <w:rPr>
           <w:b/>
@@ -600,15 +594,7 @@
         <w:tab/>
       </w:r>
       <w:r>
-        <w:t>{{</w:t>
-      </w:r>
-      <w:proofErr w:type="gramEnd"/>
-      <w:r>
-        <w:t>MATURITY_DATE</w:t>
-      </w:r>
-      <w:proofErr w:type="gramStart"/>
-      <w:r>
-        <w:t xml:space="preserve">}} </w:t>
+        <w:t xml:space="preserve">{{MATURITY_DATE}} </w:t>
       </w:r>
       <w:r>
         <w:rPr>
@@ -617,70 +603,18 @@
         <w:t xml:space="preserve"> </w:t>
       </w:r>
       <w:r>
-        <w:t>calendar</w:t>
-      </w:r>
-      <w:proofErr w:type="gramEnd"/>
-      <w:r>
-        <w:rPr>
-          <w:spacing w:val="-9"/>
-        </w:rPr>
-        <w:t xml:space="preserve"> </w:t>
-      </w:r>
-      <w:r>
-        <w:t>days</w:t>
-      </w:r>
-      <w:r>
-        <w:rPr>
-          <w:spacing w:val="-7"/>
-        </w:rPr>
-        <w:t xml:space="preserve"> </w:t>
-      </w:r>
-      <w:r>
-        <w:t>after</w:t>
-      </w:r>
-      <w:r>
-        <w:rPr>
-          <w:spacing w:val="-13"/>
-        </w:rPr>
-        <w:t xml:space="preserve"> </w:t>
-      </w:r>
-      <w:r>
-        <w:t>execution</w:t>
+        <w:t>- Sixty (60) calendar days</w:t>
       </w:r>
       <w:r>
         <w:rPr>
           <w:spacing w:val="-2"/>
         </w:rPr>
-        <w:t xml:space="preserve"> </w:t>
-      </w:r>
-      <w:r>
-        <w:t>of</w:t>
-      </w:r>
-      <w:r>
-        <w:rPr>
-          <w:spacing w:val="-5"/>
-        </w:rPr>
-        <w:t xml:space="preserve"> </w:t>
-      </w:r>
-      <w:r>
-        <w:t>this</w:t>
-      </w:r>
-      <w:r>
-        <w:rPr>
-          <w:spacing w:val="-3"/>
-        </w:rPr>
-        <w:t xml:space="preserve"> </w:t>
-      </w:r>
-      <w:r>
-        <w:rPr>
-          <w:spacing w:val="-2"/>
-        </w:rPr>
-        <w:t>note.</w:t>
-      </w:r>
-    </w:p>
-    <w:p>
-      <w:pPr>
-        <w:pStyle w:val="Ttulo1"/>
+        <w:t>.</w:t>
+      </w:r>
+    </w:p>
+    <w:p>
+      <w:pPr>
+        <w:pStyle w:val="Heading1"/>
         <w:spacing w:before="97"/>
       </w:pPr>
       <w:bookmarkStart w:id="4" w:name="Monthly_Interest_Rate_on"/>
@@ -725,7 +659,7 @@
           <w:tab w:val="left" w:pos="3361"/>
         </w:tabs>
         <w:spacing w:before="62"/>
-        <w:ind w:left="345"/>
+        <w:ind w:left="3361" w:hanging="3016"/>
         <w:rPr>
           <w:sz w:val="24"/>
         </w:rPr>
@@ -779,97 +713,18 @@
         <w:rPr>
           <w:sz w:val="24"/>
         </w:rPr>
-        <w:t>Twelve</w:t>
-      </w:r>
-      <w:r>
-        <w:rPr>
-          <w:spacing w:val="-16"/>
-          <w:sz w:val="24"/>
-        </w:rPr>
-        <w:t xml:space="preserve"> </w:t>
-      </w:r>
-      <w:r>
-        <w:rPr>
-          <w:sz w:val="24"/>
-        </w:rPr>
-        <w:t>and</w:t>
-      </w:r>
-      <w:r>
-        <w:rPr>
-          <w:spacing w:val="-14"/>
-          <w:sz w:val="24"/>
-        </w:rPr>
-        <w:t xml:space="preserve"> </w:t>
-      </w:r>
-      <w:r>
-        <w:rPr>
-          <w:sz w:val="24"/>
-        </w:rPr>
-        <w:t>Ninety-Nine</w:t>
-      </w:r>
-      <w:r>
-        <w:rPr>
-          <w:spacing w:val="-13"/>
-          <w:sz w:val="24"/>
-        </w:rPr>
-        <w:t xml:space="preserve"> </w:t>
-      </w:r>
-      <w:r>
-        <w:rPr>
-          <w:sz w:val="24"/>
-        </w:rPr>
-        <w:t>Hundredths</w:t>
-      </w:r>
-      <w:r>
-        <w:rPr>
-          <w:spacing w:val="-14"/>
-          <w:sz w:val="24"/>
-        </w:rPr>
-        <w:t xml:space="preserve"> </w:t>
-      </w:r>
-      <w:r>
-        <w:rPr>
-          <w:sz w:val="24"/>
-        </w:rPr>
-        <w:t>per</w:t>
-      </w:r>
-      <w:r>
-        <w:rPr>
-          <w:spacing w:val="-8"/>
-          <w:sz w:val="24"/>
-        </w:rPr>
-        <w:t xml:space="preserve"> </w:t>
-      </w:r>
-      <w:r>
-        <w:rPr>
-          <w:sz w:val="24"/>
-        </w:rPr>
-        <w:t>centum</w:t>
-      </w:r>
-      <w:r>
-        <w:rPr>
-          <w:spacing w:val="-13"/>
-          <w:sz w:val="24"/>
-        </w:rPr>
-        <w:t xml:space="preserve"> </w:t>
-      </w:r>
-      <w:r>
-        <w:rPr>
-          <w:spacing w:val="-2"/>
-          <w:sz w:val="24"/>
-        </w:rPr>
-        <w:t>(12.99%)</w:t>
-      </w:r>
-    </w:p>
-    <w:p>
-      <w:pPr>
-        <w:pStyle w:val="Textoindependiente"/>
+        <w:t>Four percent (4%) per month, equivalent to forty-eight percent              (48%) per year.</w:t>
+      </w:r>
+    </w:p>
+    <w:p>
+      <w:pPr>
+        <w:pStyle w:val="BodyText"/>
         <w:spacing w:before="64"/>
       </w:pPr>
     </w:p>
     <w:p>
       <w:pPr>
-        <w:pStyle w:val="Textoindependiente"/>
+        <w:pStyle w:val="BodyText"/>
         <w:spacing w:line="268" w:lineRule="auto"/>
         <w:ind w:left="355" w:right="343" w:hanging="10"/>
         <w:jc w:val="both"/>
@@ -895,13 +750,13 @@
     </w:p>
     <w:p>
       <w:pPr>
-        <w:pStyle w:val="Textoindependiente"/>
+        <w:pStyle w:val="BodyText"/>
         <w:spacing w:before="38"/>
       </w:pPr>
     </w:p>
     <w:p>
       <w:pPr>
-        <w:pStyle w:val="Textoindependiente"/>
+        <w:pStyle w:val="BodyText"/>
         <w:spacing w:before="154" w:line="268" w:lineRule="auto"/>
         <w:ind w:left="345" w:right="319"/>
         <w:jc w:val="both"/>
@@ -1118,7 +973,7 @@
     </w:p>
     <w:p>
       <w:pPr>
-        <w:pStyle w:val="Ttulo1"/>
+        <w:pStyle w:val="Heading1"/>
         <w:numPr>
           <w:ilvl w:val="0"/>
           <w:numId w:val="1"/>
@@ -1351,15 +1206,7 @@
           <w:b/>
           <w:bCs/>
         </w:rPr>
-        <w:t>{{AMOUNT}</w:t>
-      </w:r>
-      <w:proofErr w:type="gramStart"/>
-      <w:r>
-        <w:rPr>
-          <w:b/>
-          <w:bCs/>
-        </w:rPr>
-        <w:t>}</w:t>
+        <w:t>{{AMOUNT}}</w:t>
       </w:r>
       <w:r>
         <w:rPr>
@@ -1371,29 +1218,15 @@
       </w:r>
       <w:r>
         <w:rPr>
-          <w:spacing w:val="12"/>
-        </w:rPr>
-        <w:t xml:space="preserve">  </w:t>
-      </w:r>
-      <w:r>
-        <w:rPr>
-          <w:b/>
-          <w:sz w:val="24"/>
-        </w:rPr>
-        <w:t xml:space="preserve"> </w:t>
-      </w:r>
-      <w:proofErr w:type="gramEnd"/>
-      <w:r>
-        <w:rPr>
-          <w:b/>
-          <w:sz w:val="24"/>
-        </w:rPr>
-        <w:t>(“Principal”).</w:t>
-      </w:r>
-    </w:p>
-    <w:p>
-      <w:pPr>
-        <w:pStyle w:val="Textoindependiente"/>
+          <w:b/>
+          <w:sz w:val="24"/>
+        </w:rPr>
+        <w:t xml:space="preserve"> (“Principal”).</w:t>
+      </w:r>
+    </w:p>
+    <w:p>
+      <w:pPr>
+        <w:pStyle w:val="BodyText"/>
         <w:spacing w:before="46"/>
         <w:rPr>
           <w:b/>
@@ -1402,7 +1235,7 @@
     </w:p>
     <w:p>
       <w:pPr>
-        <w:pStyle w:val="Ttulo1"/>
+        <w:pStyle w:val="Heading1"/>
         <w:numPr>
           <w:ilvl w:val="0"/>
           <w:numId w:val="1"/>
@@ -1457,7 +1290,7 @@
     </w:p>
     <w:p>
       <w:pPr>
-        <w:pStyle w:val="Textoindependiente"/>
+        <w:pStyle w:val="BodyText"/>
         <w:spacing w:before="32" w:line="259" w:lineRule="auto"/>
         <w:ind w:left="360" w:right="382"/>
       </w:pPr>
@@ -1632,7 +1465,6 @@
         </w:rPr>
         <w:t xml:space="preserve"> </w:t>
       </w:r>
-      <w:proofErr w:type="gramStart"/>
       <w:r>
         <w:t>totaling</w:t>
       </w:r>
@@ -1645,16 +1477,11 @@
       <w:r>
         <w:t>{{</w:t>
       </w:r>
-      <w:proofErr w:type="gramEnd"/>
       <w:r>
         <w:t>INTEREST_</w:t>
       </w:r>
       <w:r>
-        <w:t>WRITTEN_</w:t>
-      </w:r>
-      <w:proofErr w:type="gramStart"/>
-      <w:r>
-        <w:t xml:space="preserve">AMOUNT}} </w:t>
+        <w:t xml:space="preserve">WRITTEN_AMOUNT}} </w:t>
       </w:r>
       <w:r>
         <w:rPr>
@@ -1663,7 +1490,6 @@
         </w:rPr>
         <w:t>(</w:t>
       </w:r>
-      <w:proofErr w:type="gramEnd"/>
       <w:r>
         <w:rPr>
           <w:b/>
@@ -1682,30 +1508,21 @@
           <w:b/>
           <w:position w:val="1"/>
         </w:rPr>
-        <w:t>INTEREST_</w:t>
-      </w:r>
-      <w:proofErr w:type="gramStart"/>
+        <w:t>INTEREST_AMOUNT</w:t>
+      </w:r>
+      <w:r>
+        <w:rPr>
+          <w:b/>
+        </w:rPr>
+        <w:t>}}</w:t>
+      </w:r>
       <w:r>
         <w:rPr>
           <w:b/>
           <w:position w:val="1"/>
         </w:rPr>
-        <w:t>AMOUNT</w:t>
-      </w:r>
-      <w:r>
-        <w:rPr>
-          <w:b/>
-        </w:rPr>
-        <w:t>}}</w:t>
-      </w:r>
-      <w:r>
-        <w:rPr>
-          <w:b/>
-          <w:position w:val="1"/>
-        </w:rPr>
         <w:t>)</w:t>
       </w:r>
-      <w:proofErr w:type="gramEnd"/>
       <w:r>
         <w:t>.</w:t>
       </w:r>
@@ -1761,52 +1578,27 @@
         <w:t>TOTAL_</w:t>
       </w:r>
       <w:r>
-        <w:t>WRITTEN_</w:t>
-      </w:r>
-      <w:proofErr w:type="gramStart"/>
-      <w:r>
-        <w:t xml:space="preserve">AMOUNT}} </w:t>
+        <w:t xml:space="preserve">WRITTEN_AMOUNT}} </w:t>
       </w:r>
       <w:bookmarkStart w:id="6" w:name="_Hlk221116664"/>
       <w:r>
         <w:rPr>
           <w:b/>
         </w:rPr>
-        <w:t>(</w:t>
-      </w:r>
-      <w:proofErr w:type="gramEnd"/>
-      <w:r>
-        <w:rPr>
-          <w:b/>
-        </w:rPr>
-        <w:t>${{TOTAL_</w:t>
-      </w:r>
-      <w:proofErr w:type="gramStart"/>
-      <w:r>
-        <w:rPr>
-          <w:b/>
-        </w:rPr>
-        <w:t>AMOUNT}})</w:t>
+        <w:t>(${{TOTAL_AMOUNT}})</w:t>
       </w:r>
       <w:bookmarkEnd w:id="6"/>
-      <w:proofErr w:type="gramEnd"/>
       <w:r>
         <w:t xml:space="preserve">. The full loan shall be repaid within </w:t>
       </w:r>
       <w:r>
-        <w:t>forty</w:t>
-      </w:r>
-      <w:r>
-        <w:t>-</w:t>
-      </w:r>
-      <w:r>
-        <w:t>five</w:t>
+        <w:t>sixty</w:t>
       </w:r>
       <w:r>
         <w:t xml:space="preserve"> (</w:t>
       </w:r>
       <w:r>
-        <w:t>45</w:t>
+        <w:t>60</w:t>
       </w:r>
       <w:r>
         <w:t>) days after execution of this note.</w:t>
@@ -1814,7 +1606,7 @@
     </w:p>
     <w:p>
       <w:pPr>
-        <w:pStyle w:val="Textoindependiente"/>
+        <w:pStyle w:val="BodyText"/>
         <w:spacing w:line="259" w:lineRule="auto"/>
         <w:sectPr>
           <w:type w:val="continuous"/>
@@ -1826,7 +1618,7 @@
     </w:p>
     <w:p>
       <w:pPr>
-        <w:pStyle w:val="Textoindependiente"/>
+        <w:pStyle w:val="BodyText"/>
         <w:spacing w:before="37" w:line="259" w:lineRule="auto"/>
         <w:ind w:left="360" w:right="382"/>
         <w:jc w:val="both"/>
@@ -1964,13 +1756,13 @@
     </w:p>
     <w:p>
       <w:pPr>
-        <w:pStyle w:val="Textoindependiente"/>
+        <w:pStyle w:val="BodyText"/>
         <w:spacing w:before="41"/>
       </w:pPr>
     </w:p>
     <w:p>
       <w:pPr>
-        <w:pStyle w:val="Ttulo1"/>
+        <w:pStyle w:val="Heading1"/>
         <w:numPr>
           <w:ilvl w:val="0"/>
           <w:numId w:val="1"/>
@@ -2010,19 +1802,41 @@
     </w:p>
     <w:p>
       <w:pPr>
-        <w:pStyle w:val="Textoindependiente"/>
+        <w:pStyle w:val="BodyText"/>
         <w:spacing w:before="27" w:line="259" w:lineRule="auto"/>
         <w:ind w:left="360" w:right="382"/>
         <w:jc w:val="both"/>
       </w:pPr>
       <w:r>
-        <w:t xml:space="preserve">If the full loan is not repaid within </w:t>
-      </w:r>
-      <w:r>
-        <w:t xml:space="preserve">{{MATURITY_DATE}}  </w:t>
-      </w:r>
-      <w:r>
-        <w:t>days after execution of this note, the borrower shall incur in a Monthly Interest Rate of Twelve and Ninety-Nine Hundredths per centum</w:t>
+        <w:t xml:space="preserve">If the full loan is not </w:t>
+      </w:r>
+      <w:commentRangeStart w:id="8"/>
+      <w:r>
+        <w:t xml:space="preserve">repaid within </w:t>
+      </w:r>
+      <w:r>
+        <w:t>sixty (60)</w:t>
+      </w:r>
+      <w:r>
+        <w:t xml:space="preserve"> </w:t>
+      </w:r>
+      <w:commentRangeEnd w:id="8"/>
+      <w:r>
+        <w:rPr>
+          <w:rStyle w:val="CommentReference"/>
+          <w:sz w:val="24"/>
+          <w:szCs w:val="24"/>
+        </w:rPr>
+        <w:commentReference w:id="8"/>
+      </w:r>
+      <w:r>
+        <w:t xml:space="preserve">days after execution of this note, the borrower shall incur in a Monthly Interest Rate of </w:t>
+      </w:r>
+      <w:r>
+        <w:t xml:space="preserve">four percent (4%), equivalent to an annual rate of forty-eight percent (48%), </w:t>
+      </w:r>
+      <w:r>
+        <w:t>on</w:t>
       </w:r>
       <w:r>
         <w:rPr>
@@ -2031,7 +1845,34 @@
         <w:t xml:space="preserve"> </w:t>
       </w:r>
       <w:r>
-        <w:t>(12.99%)</w:t>
+        <w:t>the</w:t>
+      </w:r>
+      <w:r>
+        <w:rPr>
+          <w:spacing w:val="-8"/>
+        </w:rPr>
+        <w:t xml:space="preserve"> </w:t>
+      </w:r>
+      <w:r>
+        <w:t>matured,</w:t>
+      </w:r>
+      <w:r>
+        <w:rPr>
+          <w:spacing w:val="-4"/>
+        </w:rPr>
+        <w:t xml:space="preserve"> </w:t>
+      </w:r>
+      <w:r>
+        <w:t>unpaid</w:t>
+      </w:r>
+      <w:r>
+        <w:rPr>
+          <w:spacing w:val="-9"/>
+        </w:rPr>
+        <w:t xml:space="preserve"> </w:t>
+      </w:r>
+      <w:r>
+        <w:t>amount.</w:t>
       </w:r>
       <w:r>
         <w:rPr>
@@ -2040,7 +1881,52 @@
         <w:t xml:space="preserve"> </w:t>
       </w:r>
       <w:r>
-        <w:t>on</w:t>
+        <w:t>This</w:t>
+      </w:r>
+      <w:r>
+        <w:rPr>
+          <w:spacing w:val="-7"/>
+        </w:rPr>
+        <w:t xml:space="preserve"> </w:t>
+      </w:r>
+      <w:r>
+        <w:t>penalty</w:t>
+      </w:r>
+      <w:r>
+        <w:rPr>
+          <w:spacing w:val="-7"/>
+        </w:rPr>
+        <w:t xml:space="preserve"> </w:t>
+      </w:r>
+      <w:r>
+        <w:t>will</w:t>
+      </w:r>
+      <w:r>
+        <w:rPr>
+          <w:spacing w:val="-9"/>
+        </w:rPr>
+        <w:t xml:space="preserve"> </w:t>
+      </w:r>
+      <w:r>
+        <w:t>recur</w:t>
+      </w:r>
+      <w:r>
+        <w:rPr>
+          <w:spacing w:val="-3"/>
+        </w:rPr>
+        <w:t xml:space="preserve"> </w:t>
+      </w:r>
+      <w:r>
+        <w:t>monthly</w:t>
+      </w:r>
+      <w:r>
+        <w:rPr>
+          <w:spacing w:val="-3"/>
+        </w:rPr>
+        <w:t xml:space="preserve"> </w:t>
+      </w:r>
+      <w:r>
+        <w:t>until</w:t>
       </w:r>
       <w:r>
         <w:rPr>
@@ -2058,25 +1944,7 @@
         <w:t xml:space="preserve"> </w:t>
       </w:r>
       <w:r>
-        <w:t>matured,</w:t>
-      </w:r>
-      <w:r>
-        <w:rPr>
-          <w:spacing w:val="-4"/>
-        </w:rPr>
-        <w:t xml:space="preserve"> </w:t>
-      </w:r>
-      <w:r>
-        <w:t>unpaid</w:t>
-      </w:r>
-      <w:r>
-        <w:rPr>
-          <w:spacing w:val="-9"/>
-        </w:rPr>
-        <w:t xml:space="preserve"> </w:t>
-      </w:r>
-      <w:r>
-        <w:t>amount.</w:t>
+        <w:t>loan is fully satisfied. If maturity date falls</w:t>
       </w:r>
       <w:r>
         <w:rPr>
@@ -2085,90 +1953,18 @@
         <w:t xml:space="preserve"> </w:t>
       </w:r>
       <w:r>
-        <w:t>This</w:t>
-      </w:r>
-      <w:r>
-        <w:rPr>
-          <w:spacing w:val="-7"/>
-        </w:rPr>
-        <w:t xml:space="preserve"> </w:t>
-      </w:r>
-      <w:r>
-        <w:t>penalty</w:t>
-      </w:r>
-      <w:r>
-        <w:rPr>
-          <w:spacing w:val="-7"/>
-        </w:rPr>
-        <w:t xml:space="preserve"> </w:t>
-      </w:r>
-      <w:r>
-        <w:t>will</w:t>
-      </w:r>
-      <w:r>
-        <w:rPr>
-          <w:spacing w:val="-9"/>
-        </w:rPr>
-        <w:t xml:space="preserve"> </w:t>
-      </w:r>
-      <w:r>
-        <w:t>recur</w:t>
-      </w:r>
-      <w:r>
-        <w:rPr>
-          <w:spacing w:val="-3"/>
-        </w:rPr>
-        <w:t xml:space="preserve"> </w:t>
-      </w:r>
-      <w:r>
-        <w:t>monthly</w:t>
-      </w:r>
-      <w:r>
-        <w:rPr>
-          <w:spacing w:val="-3"/>
-        </w:rPr>
-        <w:t xml:space="preserve"> </w:t>
-      </w:r>
-      <w:r>
-        <w:t>until</w:t>
-      </w:r>
-      <w:r>
-        <w:rPr>
-          <w:spacing w:val="-10"/>
-        </w:rPr>
-        <w:t xml:space="preserve"> </w:t>
-      </w:r>
-      <w:r>
-        <w:t>the</w:t>
-      </w:r>
-      <w:r>
-        <w:rPr>
-          <w:spacing w:val="-8"/>
-        </w:rPr>
-        <w:t xml:space="preserve"> </w:t>
-      </w:r>
-      <w:r>
-        <w:t>loan is fully satisfied. If maturity date falls</w:t>
-      </w:r>
-      <w:r>
-        <w:rPr>
-          <w:spacing w:val="-1"/>
-        </w:rPr>
-        <w:t xml:space="preserve"> </w:t>
-      </w:r>
-      <w:r>
         <w:t>on a federal holiday or weekend, repayment shall be due on the next business day.</w:t>
       </w:r>
     </w:p>
     <w:p>
       <w:pPr>
-        <w:pStyle w:val="Textoindependiente"/>
+        <w:pStyle w:val="BodyText"/>
         <w:spacing w:before="45"/>
       </w:pPr>
     </w:p>
     <w:p>
       <w:pPr>
-        <w:pStyle w:val="Ttulo1"/>
+        <w:pStyle w:val="Heading1"/>
         <w:numPr>
           <w:ilvl w:val="0"/>
           <w:numId w:val="1"/>
@@ -2178,8 +1974,8 @@
         </w:tabs>
         <w:ind w:left="599" w:hanging="239"/>
       </w:pPr>
-      <w:bookmarkStart w:id="8" w:name="4._Prepayment"/>
-      <w:bookmarkEnd w:id="8"/>
+      <w:bookmarkStart w:id="9" w:name="4._Prepayment"/>
+      <w:bookmarkEnd w:id="9"/>
       <w:r>
         <w:rPr>
           <w:spacing w:val="-2"/>
@@ -2189,7 +1985,7 @@
     </w:p>
     <w:p>
       <w:pPr>
-        <w:pStyle w:val="Textoindependiente"/>
+        <w:pStyle w:val="BodyText"/>
         <w:spacing w:before="43" w:line="261" w:lineRule="auto"/>
         <w:ind w:left="360" w:right="382"/>
       </w:pPr>
@@ -2361,13 +2157,13 @@
     </w:p>
     <w:p>
       <w:pPr>
-        <w:pStyle w:val="Textoindependiente"/>
+        <w:pStyle w:val="BodyText"/>
         <w:spacing w:before="18"/>
       </w:pPr>
     </w:p>
     <w:p>
       <w:pPr>
-        <w:pStyle w:val="Ttulo1"/>
+        <w:pStyle w:val="Heading1"/>
         <w:numPr>
           <w:ilvl w:val="0"/>
           <w:numId w:val="1"/>
@@ -2377,8 +2173,8 @@
         </w:tabs>
         <w:ind w:left="599" w:hanging="239"/>
       </w:pPr>
-      <w:bookmarkStart w:id="9" w:name="5._Governing_Law"/>
-      <w:bookmarkEnd w:id="9"/>
+      <w:bookmarkStart w:id="10" w:name="5._Governing_Law"/>
+      <w:bookmarkEnd w:id="10"/>
       <w:r>
         <w:t>Governing</w:t>
       </w:r>
@@ -2397,7 +2193,7 @@
     </w:p>
     <w:p>
       <w:pPr>
-        <w:pStyle w:val="Textoindependiente"/>
+        <w:pStyle w:val="BodyText"/>
         <w:spacing w:before="22"/>
         <w:ind w:left="360"/>
       </w:pPr>
@@ -2545,13 +2341,13 @@
     </w:p>
     <w:p>
       <w:pPr>
-        <w:pStyle w:val="Textoindependiente"/>
+        <w:pStyle w:val="BodyText"/>
         <w:spacing w:before="89"/>
       </w:pPr>
     </w:p>
     <w:p>
       <w:pPr>
-        <w:pStyle w:val="Textoindependiente"/>
+        <w:pStyle w:val="BodyText"/>
         <w:spacing w:before="1" w:line="261" w:lineRule="auto"/>
         <w:ind w:left="360" w:right="481"/>
       </w:pPr>
@@ -2701,7 +2497,7 @@
     </w:p>
     <w:p>
       <w:pPr>
-        <w:pStyle w:val="Textoindependiente"/>
+        <w:pStyle w:val="BodyText"/>
         <w:spacing w:before="10"/>
         <w:rPr>
           <w:sz w:val="20"/>
@@ -2710,7 +2506,7 @@
     </w:p>
     <w:p>
       <w:pPr>
-        <w:pStyle w:val="Textoindependiente"/>
+        <w:pStyle w:val="BodyText"/>
         <w:rPr>
           <w:sz w:val="20"/>
         </w:rPr>
@@ -2723,11 +2519,11 @@
     </w:p>
     <w:p>
       <w:pPr>
-        <w:pStyle w:val="Ttulo1"/>
+        <w:pStyle w:val="Heading1"/>
         <w:spacing w:before="52"/>
       </w:pPr>
-      <w:bookmarkStart w:id="10" w:name="Understood_and_Agreed:"/>
-      <w:bookmarkEnd w:id="10"/>
+      <w:bookmarkStart w:id="11" w:name="Understood_and_Agreed:"/>
+      <w:bookmarkEnd w:id="11"/>
       <w:r>
         <w:t>Understood</w:t>
       </w:r>
@@ -2755,7 +2551,7 @@
     </w:p>
     <w:p>
       <w:pPr>
-        <w:pStyle w:val="Textoindependiente"/>
+        <w:pStyle w:val="BodyText"/>
         <w:spacing w:before="69"/>
         <w:rPr>
           <w:b/>
@@ -2774,8 +2570,8 @@
           <w:sz w:val="24"/>
         </w:rPr>
       </w:pPr>
-      <w:bookmarkStart w:id="11" w:name="Lender:__Dated:_Ricardo_A._Ocando"/>
-      <w:bookmarkEnd w:id="11"/>
+      <w:bookmarkStart w:id="12" w:name="Lender:__Dated:_Ricardo_A._Ocando"/>
+      <w:bookmarkEnd w:id="12"/>
       <w:r>
         <w:rPr>
           <w:b/>
@@ -2829,7 +2625,7 @@
     </w:p>
     <w:p>
       <w:pPr>
-        <w:pStyle w:val="Textoindependiente"/>
+        <w:pStyle w:val="BodyText"/>
         <w:spacing w:before="1"/>
         <w:rPr>
           <w:rFonts w:ascii="Arial MT"/>
@@ -2839,7 +2635,7 @@
     </w:p>
     <w:p>
       <w:pPr>
-        <w:pStyle w:val="Textoindependiente"/>
+        <w:pStyle w:val="BodyText"/>
         <w:spacing w:before="1"/>
         <w:rPr>
           <w:rFonts w:ascii="Arial MT"/>
@@ -2849,7 +2645,7 @@
     </w:p>
     <w:p>
       <w:pPr>
-        <w:pStyle w:val="Textoindependiente"/>
+        <w:pStyle w:val="BodyText"/>
         <w:spacing w:before="1"/>
         <w:rPr>
           <w:rFonts w:ascii="Arial MT"/>
@@ -2859,7 +2655,7 @@
     </w:p>
     <w:p>
       <w:pPr>
-        <w:pStyle w:val="Textoindependiente"/>
+        <w:pStyle w:val="BodyText"/>
         <w:spacing w:before="1"/>
         <w:rPr>
           <w:rFonts w:ascii="Arial MT"/>
@@ -2869,7 +2665,7 @@
     </w:p>
     <w:p>
       <w:pPr>
-        <w:pStyle w:val="Textoindependiente"/>
+        <w:pStyle w:val="BodyText"/>
         <w:spacing w:before="1"/>
         <w:rPr>
           <w:rFonts w:ascii="Arial MT"/>
@@ -2879,7 +2675,7 @@
     </w:p>
     <w:p>
       <w:pPr>
-        <w:pStyle w:val="Textoindependiente"/>
+        <w:pStyle w:val="BodyText"/>
         <w:spacing w:before="1"/>
         <w:rPr>
           <w:rFonts w:ascii="Arial MT"/>
@@ -2889,7 +2685,7 @@
     </w:p>
     <w:p>
       <w:pPr>
-        <w:pStyle w:val="Textoindependiente"/>
+        <w:pStyle w:val="BodyText"/>
         <w:spacing w:before="1"/>
         <w:rPr>
           <w:rFonts w:ascii="Arial MT"/>
@@ -2899,7 +2695,7 @@
     </w:p>
     <w:p>
       <w:pPr>
-        <w:pStyle w:val="Textoindependiente"/>
+        <w:pStyle w:val="BodyText"/>
         <w:spacing w:before="1"/>
         <w:rPr>
           <w:rFonts w:ascii="Arial MT"/>
@@ -2997,7 +2793,7 @@
     </w:p>
     <w:p>
       <w:pPr>
-        <w:pStyle w:val="Textoindependiente"/>
+        <w:pStyle w:val="BodyText"/>
         <w:rPr>
           <w:rFonts w:ascii="Arial MT"/>
           <w:sz w:val="4"/>
@@ -3015,7 +2811,7 @@
     </w:p>
     <w:p>
       <w:pPr>
-        <w:pStyle w:val="Textoindependiente"/>
+        <w:pStyle w:val="BodyText"/>
         <w:rPr>
           <w:rFonts w:ascii="Arial MT"/>
         </w:rPr>
@@ -3023,7 +2819,7 @@
     </w:p>
     <w:p>
       <w:pPr>
-        <w:pStyle w:val="Textoindependiente"/>
+        <w:pStyle w:val="BodyText"/>
         <w:rPr>
           <w:rFonts w:ascii="Arial MT"/>
         </w:rPr>
@@ -3031,7 +2827,7 @@
     </w:p>
     <w:p>
       <w:pPr>
-        <w:pStyle w:val="Textoindependiente"/>
+        <w:pStyle w:val="BodyText"/>
         <w:spacing w:before="101"/>
         <w:rPr>
           <w:rFonts w:ascii="Arial MT"/>
@@ -3262,6 +3058,46 @@
     </w:sectPr>
   </w:body>
 </w:document>
+</file>
+
+<file path=word/comments.xml><?xml version="1.0" encoding="utf-8"?>
+<w:comments xmlns:wpc="http://schemas.microsoft.com/office/word/2010/wordprocessingCanvas" xmlns:cx="http://schemas.microsoft.com/office/drawing/2014/chartex" xmlns:cx1="http://schemas.microsoft.com/office/drawing/2015/9/8/chartex" xmlns:cx2="http://schemas.microsoft.com/office/drawing/2015/10/21/chartex" xmlns:cx3="http://schemas.microsoft.com/office/drawing/2016/5/9/chartex" xmlns:cx4="http://schemas.microsoft.com/office/drawing/2016/5/10/chartex" xmlns:cx5="http://schemas.microsoft.com/office/drawing/2016/5/11/chartex" xmlns:cx6="http://schemas.microsoft.com/office/drawing/2016/5/12/chartex" xmlns:cx7="http://schemas.microsoft.com/office/drawing/2016/5/13/chartex" xmlns:cx8="http://schemas.microsoft.com/office/drawing/2016/5/14/chartex" xmlns:mc="http://schemas.openxmlformats.org/markup-compatibility/2006" xmlns:aink="http://schemas.microsoft.com/office/drawing/2016/ink" xmlns:am3d="http://schemas.microsoft.com/office/drawing/2017/model3d" xmlns:o="urn:schemas-microsoft-com:office:office" xmlns:oel="http://schemas.microsoft.com/office/2019/extlst" xmlns:r="http://schemas.openxmlformats.org/officeDocument/2006/relationships" xmlns:m="http://schemas.openxmlformats.org/officeDocument/2006/math" xmlns:v="urn:schemas-microsoft-com:vml" xmlns:wp14="http://schemas.microsoft.com/office/word/2010/wordprocessingDrawing" xmlns:wp="http://schemas.openxmlformats.org/drawingml/2006/wordprocessingDrawing" xmlns:w10="urn:schemas-microsoft-com:office:word" xmlns:w="http://schemas.openxmlformats.org/wordprocessingml/2006/main" xmlns:w14="http://schemas.microsoft.com/office/word/2010/wordml" xmlns:w15="http://schemas.microsoft.com/office/word/2012/wordml" xmlns:w16cex="http://schemas.microsoft.com/office/word/2018/wordml/cex" xmlns:w16cid="http://schemas.microsoft.com/office/word/2016/wordml/cid" xmlns:w16="http://schemas.microsoft.com/office/word/2018/wordml" xmlns:w16du="http://schemas.microsoft.com/office/word/2023/wordml/word16du" xmlns:w16sdtdh="http://schemas.microsoft.com/office/word/2020/wordml/sdtdatahash" xmlns:w16sdtfl="http://schemas.microsoft.com/office/word/2024/wordml/sdtformatlock" xmlns:w16se="http://schemas.microsoft.com/office/word/2015/wordml/symex" xmlns:wpg="http://schemas.microsoft.com/office/word/2010/wordprocessingGroup" xmlns:wpi="http://schemas.microsoft.com/office/word/2010/wordprocessingInk" xmlns:wne="http://schemas.microsoft.com/office/word/2006/wordml" xmlns:wps="http://schemas.microsoft.com/office/word/2010/wordprocessingShape" mc:Ignorable="w14 w15 w16se w16cid w16 w16cex w16sdtdh w16sdtfl w16du wp14">
+  <w:comment w:id="8" w:author="JOSE CARLOS AVILA BREVE" w:date="2026-05-18T10:40:00Z" w:initials="JCAB">
+    <w:p>
+      <w:r>
+        <w:rPr>
+          <w:rStyle w:val="CommentReference"/>
+        </w:rPr>
+        <w:annotationRef/>
+      </w:r>
+      <w:r>
+        <w:rPr>
+          <w:sz w:val="20"/>
+          <w:szCs w:val="20"/>
+        </w:rPr>
+        <w:t>Add written amount of days</w:t>
+      </w:r>
+    </w:p>
+  </w:comment>
+</w:comments>
+</file>
+
+<file path=word/commentsExtended.xml><?xml version="1.0" encoding="utf-8"?>
+<w15:commentsEx xmlns:wpc="http://schemas.microsoft.com/office/word/2010/wordprocessingCanvas" xmlns:cx="http://schemas.microsoft.com/office/drawing/2014/chartex" xmlns:cx1="http://schemas.microsoft.com/office/drawing/2015/9/8/chartex" xmlns:cx2="http://schemas.microsoft.com/office/drawing/2015/10/21/chartex" xmlns:cx3="http://schemas.microsoft.com/office/drawing/2016/5/9/chartex" xmlns:cx4="http://schemas.microsoft.com/office/drawing/2016/5/10/chartex" xmlns:cx5="http://schemas.microsoft.com/office/drawing/2016/5/11/chartex" xmlns:cx6="http://schemas.microsoft.com/office/drawing/2016/5/12/chartex" xmlns:cx7="http://schemas.microsoft.com/office/drawing/2016/5/13/chartex" xmlns:cx8="http://schemas.microsoft.com/office/drawing/2016/5/14/chartex" xmlns:mc="http://schemas.openxmlformats.org/markup-compatibility/2006" xmlns:aink="http://schemas.microsoft.com/office/drawing/2016/ink" xmlns:am3d="http://schemas.microsoft.com/office/drawing/2017/model3d" xmlns:o="urn:schemas-microsoft-com:office:office" xmlns:oel="http://schemas.microsoft.com/office/2019/extlst" xmlns:r="http://schemas.openxmlformats.org/officeDocument/2006/relationships" xmlns:m="http://schemas.openxmlformats.org/officeDocument/2006/math" xmlns:v="urn:schemas-microsoft-com:vml" xmlns:wp14="http://schemas.microsoft.com/office/word/2010/wordprocessingDrawing" xmlns:wp="http://schemas.openxmlformats.org/drawingml/2006/wordprocessingDrawing" xmlns:w10="urn:schemas-microsoft-com:office:word" xmlns:w="http://schemas.openxmlformats.org/wordprocessingml/2006/main" xmlns:w14="http://schemas.microsoft.com/office/word/2010/wordml" xmlns:w15="http://schemas.microsoft.com/office/word/2012/wordml" xmlns:w16cex="http://schemas.microsoft.com/office/word/2018/wordml/cex" xmlns:w16cid="http://schemas.microsoft.com/office/word/2016/wordml/cid" xmlns:w16="http://schemas.microsoft.com/office/word/2018/wordml" xmlns:w16du="http://schemas.microsoft.com/office/word/2023/wordml/word16du" xmlns:w16sdtdh="http://schemas.microsoft.com/office/word/2020/wordml/sdtdatahash" xmlns:w16sdtfl="http://schemas.microsoft.com/office/word/2024/wordml/sdtformatlock" xmlns:w16se="http://schemas.microsoft.com/office/word/2015/wordml/symex" xmlns:wpg="http://schemas.microsoft.com/office/word/2010/wordprocessingGroup" xmlns:wpi="http://schemas.microsoft.com/office/word/2010/wordprocessingInk" xmlns:wne="http://schemas.microsoft.com/office/word/2006/wordml" xmlns:wps="http://schemas.microsoft.com/office/word/2010/wordprocessingShape" mc:Ignorable="w14 w15 w16se w16cid w16 w16cex w16sdtdh w16sdtfl w16du wp14">
+  <w15:commentEx w15:paraId="0407A5BE" w15:done="0"/>
+</w15:commentsEx>
+</file>
+
+<file path=word/commentsExtensible.xml><?xml version="1.0" encoding="utf-8"?>
+<w16cex:commentsExtensible xmlns:wpc="http://schemas.microsoft.com/office/word/2010/wordprocessingCanvas" xmlns:cx="http://schemas.microsoft.com/office/drawing/2014/chartex" xmlns:cx1="http://schemas.microsoft.com/office/drawing/2015/9/8/chartex" xmlns:cx2="http://schemas.microsoft.com/office/drawing/2015/10/21/chartex" xmlns:cx3="http://schemas.microsoft.com/office/drawing/2016/5/9/chartex" xmlns:cx4="http://schemas.microsoft.com/office/drawing/2016/5/10/chartex" xmlns:cx5="http://schemas.microsoft.com/office/drawing/2016/5/11/chartex" xmlns:cx6="http://schemas.microsoft.com/office/drawing/2016/5/12/chartex" xmlns:cx7="http://schemas.microsoft.com/office/drawing/2016/5/13/chartex" xmlns:cx8="http://schemas.microsoft.com/office/drawing/2016/5/14/chartex" xmlns:cr="http://schemas.microsoft.com/office/comments/2020/reactions" xmlns:mc="http://schemas.openxmlformats.org/markup-compatibility/2006" xmlns:aink="http://schemas.microsoft.com/office/drawing/2016/ink" xmlns:am3d="http://schemas.microsoft.com/office/drawing/2017/model3d" xmlns:o="urn:schemas-microsoft-com:office:office" xmlns:oel="http://schemas.microsoft.com/office/2019/extlst" xmlns:r="http://schemas.openxmlformats.org/officeDocument/2006/relationships" xmlns:m="http://schemas.openxmlformats.org/officeDocument/2006/math" xmlns:v="urn:schemas-microsoft-com:vml" xmlns:wp14="http://schemas.microsoft.com/office/word/2010/wordprocessingDrawing" xmlns:wp="http://schemas.openxmlformats.org/drawingml/2006/wordprocessingDrawing" xmlns:w10="urn:schemas-microsoft-com:office:word" xmlns:w="http://schemas.openxmlformats.org/wordprocessingml/2006/main" xmlns:w14="http://schemas.microsoft.com/office/word/2010/wordml" xmlns:w15="http://schemas.microsoft.com/office/word/2012/wordml" xmlns:w16cex="http://schemas.microsoft.com/office/word/2018/wordml/cex" xmlns:w16cid="http://schemas.microsoft.com/office/word/2016/wordml/cid" xmlns:w16="http://schemas.microsoft.com/office/word/2018/wordml" xmlns:w16du="http://schemas.microsoft.com/office/word/2023/wordml/word16du" xmlns:w16sdtdh="http://schemas.microsoft.com/office/word/2020/wordml/sdtdatahash" xmlns:w16sdtfl="http://schemas.microsoft.com/office/word/2024/wordml/sdtformatlock" xmlns:w16se="http://schemas.microsoft.com/office/word/2015/wordml/symex" xmlns:wpg="http://schemas.microsoft.com/office/word/2010/wordprocessingGroup" xmlns:wpi="http://schemas.microsoft.com/office/word/2010/wordprocessingInk" xmlns:wne="http://schemas.microsoft.com/office/word/2006/wordml" xmlns:wps="http://schemas.microsoft.com/office/word/2010/wordprocessingShape" mc:Ignorable="w14 w15 w16se w16cid w16 w16cex w16sdtdh w16sdtfl cr w16du wp14">
+  <w16cex:commentExtensible w16cex:durableId="4CC491A5" w16cex:dateUtc="2026-05-18T16:40:00Z"/>
+</w16cex:commentsExtensible>
+</file>
+
+<file path=word/commentsIds.xml><?xml version="1.0" encoding="utf-8"?>
+<w16cid:commentsIds xmlns:wpc="http://schemas.microsoft.com/office/word/2010/wordprocessingCanvas" xmlns:cx="http://schemas.microsoft.com/office/drawing/2014/chartex" xmlns:cx1="http://schemas.microsoft.com/office/drawing/2015/9/8/chartex" xmlns:cx2="http://schemas.microsoft.com/office/drawing/2015/10/21/chartex" xmlns:cx3="http://schemas.microsoft.com/office/drawing/2016/5/9/chartex" xmlns:cx4="http://schemas.microsoft.com/office/drawing/2016/5/10/chartex" xmlns:cx5="http://schemas.microsoft.com/office/drawing/2016/5/11/chartex" xmlns:cx6="http://schemas.microsoft.com/office/drawing/2016/5/12/chartex" xmlns:cx7="http://schemas.microsoft.com/office/drawing/2016/5/13/chartex" xmlns:cx8="http://schemas.microsoft.com/office/drawing/2016/5/14/chartex" xmlns:mc="http://schemas.openxmlformats.org/markup-compatibility/2006" xmlns:aink="http://schemas.microsoft.com/office/drawing/2016/ink" xmlns:am3d="http://schemas.microsoft.com/office/drawing/2017/model3d" xmlns:o="urn:schemas-microsoft-com:office:office" xmlns:oel="http://schemas.microsoft.com/office/2019/extlst" xmlns:r="http://schemas.openxmlformats.org/officeDocument/2006/relationships" xmlns:m="http://schemas.openxmlformats.org/officeDocument/2006/math" xmlns:v="urn:schemas-microsoft-com:vml" xmlns:wp14="http://schemas.microsoft.com/office/word/2010/wordprocessingDrawing" xmlns:wp="http://schemas.openxmlformats.org/drawingml/2006/wordprocessingDrawing" xmlns:w10="urn:schemas-microsoft-com:office:word" xmlns:w="http://schemas.openxmlformats.org/wordprocessingml/2006/main" xmlns:w14="http://schemas.microsoft.com/office/word/2010/wordml" xmlns:w15="http://schemas.microsoft.com/office/word/2012/wordml" xmlns:w16cex="http://schemas.microsoft.com/office/word/2018/wordml/cex" xmlns:w16cid="http://schemas.microsoft.com/office/word/2016/wordml/cid" xmlns:w16="http://schemas.microsoft.com/office/word/2018/wordml" xmlns:w16du="http://schemas.microsoft.com/office/word/2023/wordml/word16du" xmlns:w16sdtdh="http://schemas.microsoft.com/office/word/2020/wordml/sdtdatahash" xmlns:w16sdtfl="http://schemas.microsoft.com/office/word/2024/wordml/sdtformatlock" xmlns:w16se="http://schemas.microsoft.com/office/word/2015/wordml/symex" xmlns:wpg="http://schemas.microsoft.com/office/word/2010/wordprocessingGroup" xmlns:wpi="http://schemas.microsoft.com/office/word/2010/wordprocessingInk" xmlns:wne="http://schemas.microsoft.com/office/word/2006/wordml" xmlns:wps="http://schemas.microsoft.com/office/word/2010/wordprocessingShape" mc:Ignorable="w14 w15 w16se w16cid w16 w16cex w16sdtdh w16sdtfl w16du wp14">
+  <w16cid:commentId w16cid:paraId="0407A5BE" w16cid:durableId="4CC491A5"/>
+</w16cid:commentsIds>
 </file>
 
 <file path=word/numbering.xml><?xml version="1.0" encoding="utf-8"?>
@@ -3393,6 +3229,14 @@
     <w:abstractNumId w:val="0"/>
   </w:num>
 </w:numbering>
+</file>
+
+<file path=word/people.xml><?xml version="1.0" encoding="utf-8"?>
+<w15:people xmlns:wpc="http://schemas.microsoft.com/office/word/2010/wordprocessingCanvas" xmlns:cx="http://schemas.microsoft.com/office/drawing/2014/chartex" xmlns:cx1="http://schemas.microsoft.com/office/drawing/2015/9/8/chartex" xmlns:cx2="http://schemas.microsoft.com/office/drawing/2015/10/21/chartex" xmlns:cx3="http://schemas.microsoft.com/office/drawing/2016/5/9/chartex" xmlns:cx4="http://schemas.microsoft.com/office/drawing/2016/5/10/chartex" xmlns:cx5="http://schemas.microsoft.com/office/drawing/2016/5/11/chartex" xmlns:cx6="http://schemas.microsoft.com/office/drawing/2016/5/12/chartex" xmlns:cx7="http://schemas.microsoft.com/office/drawing/2016/5/13/chartex" xmlns:cx8="http://schemas.microsoft.com/office/drawing/2016/5/14/chartex" xmlns:mc="http://schemas.openxmlformats.org/markup-compatibility/2006" xmlns:aink="http://schemas.microsoft.com/office/drawing/2016/ink" xmlns:am3d="http://schemas.microsoft.com/office/drawing/2017/model3d" xmlns:o="urn:schemas-microsoft-com:office:office" xmlns:oel="http://schemas.microsoft.com/office/2019/extlst" xmlns:r="http://schemas.openxmlformats.org/officeDocument/2006/relationships" xmlns:m="http://schemas.openxmlformats.org/officeDocument/2006/math" xmlns:v="urn:schemas-microsoft-com:vml" xmlns:wp14="http://schemas.microsoft.com/office/word/2010/wordprocessingDrawing" xmlns:wp="http://schemas.openxmlformats.org/drawingml/2006/wordprocessingDrawing" xmlns:w10="urn:schemas-microsoft-com:office:word" xmlns:w="http://schemas.openxmlformats.org/wordprocessingml/2006/main" xmlns:w14="http://schemas.microsoft.com/office/word/2010/wordml" xmlns:w15="http://schemas.microsoft.com/office/word/2012/wordml" xmlns:w16cex="http://schemas.microsoft.com/office/word/2018/wordml/cex" xmlns:w16cid="http://schemas.microsoft.com/office/word/2016/wordml/cid" xmlns:w16="http://schemas.microsoft.com/office/word/2018/wordml" xmlns:w16du="http://schemas.microsoft.com/office/word/2023/wordml/word16du" xmlns:w16sdtdh="http://schemas.microsoft.com/office/word/2020/wordml/sdtdatahash" xmlns:w16sdtfl="http://schemas.microsoft.com/office/word/2024/wordml/sdtformatlock" xmlns:w16se="http://schemas.microsoft.com/office/word/2015/wordml/symex" xmlns:wpg="http://schemas.microsoft.com/office/word/2010/wordprocessingGroup" xmlns:wpi="http://schemas.microsoft.com/office/word/2010/wordprocessingInk" xmlns:wne="http://schemas.microsoft.com/office/word/2006/wordml" xmlns:wps="http://schemas.microsoft.com/office/word/2010/wordprocessingShape" mc:Ignorable="w14 w15 w16se w16cid w16 w16cex w16sdtdh w16sdtfl w16du wp14">
+  <w15:person w15:author="JOSE CARLOS AVILA BREVE">
+    <w15:presenceInfo w15:providerId="AD" w15:userId="S::jcavilab@unitec.edu::33a2ab00-9bf7-4876-84a0-38d6464c587d"/>
+  </w15:person>
+</w15:people>
 </file>
 
 <file path=word/styles.xml><?xml version="1.0" encoding="utf-8"?>
@@ -3799,7 +3643,7 @@
       <w:rFonts w:ascii="Calibri" w:eastAsia="Calibri" w:hAnsi="Calibri" w:cs="Calibri"/>
     </w:rPr>
   </w:style>
-  <w:style w:type="paragraph" w:styleId="Ttulo1">
+  <w:style w:type="paragraph" w:styleId="Heading1">
     <w:name w:val="heading 1"/>
     <w:basedOn w:val="Normal"/>
     <w:uiPriority w:val="9"/>
@@ -3815,13 +3659,13 @@
       <w:szCs w:val="24"/>
     </w:rPr>
   </w:style>
-  <w:style w:type="character" w:default="1" w:styleId="Fuentedeprrafopredeter">
+  <w:style w:type="character" w:default="1" w:styleId="DefaultParagraphFont">
     <w:name w:val="Default Paragraph Font"/>
     <w:uiPriority w:val="1"/>
     <w:semiHidden/>
     <w:unhideWhenUsed/>
   </w:style>
-  <w:style w:type="table" w:default="1" w:styleId="Tablanormal">
+  <w:style w:type="table" w:default="1" w:styleId="TableNormal">
     <w:name w:val="Normal Table"/>
     <w:uiPriority w:val="99"/>
     <w:semiHidden/>
@@ -3836,14 +3680,14 @@
       </w:tblCellMar>
     </w:tblPr>
   </w:style>
-  <w:style w:type="numbering" w:default="1" w:styleId="Sinlista">
+  <w:style w:type="numbering" w:default="1" w:styleId="NoList">
     <w:name w:val="No List"/>
     <w:uiPriority w:val="99"/>
     <w:semiHidden/>
     <w:unhideWhenUsed/>
   </w:style>
-  <w:style w:type="table" w:customStyle="1" w:styleId="TableNormal">
-    <w:name w:val="Table Normal"/>
+  <w:style w:type="table" w:customStyle="1" w:styleId="TableNormal1">
+    <w:name w:val="Table Normal1"/>
     <w:uiPriority w:val="2"/>
     <w:semiHidden/>
     <w:unhideWhenUsed/>
@@ -3858,7 +3702,7 @@
       </w:tblCellMar>
     </w:tblPr>
   </w:style>
-  <w:style w:type="paragraph" w:styleId="Textoindependiente">
+  <w:style w:type="paragraph" w:styleId="BodyText">
     <w:name w:val="Body Text"/>
     <w:basedOn w:val="Normal"/>
     <w:uiPriority w:val="1"/>
@@ -3868,7 +3712,7 @@
       <w:szCs w:val="24"/>
     </w:rPr>
   </w:style>
-  <w:style w:type="paragraph" w:styleId="Ttulo">
+  <w:style w:type="paragraph" w:styleId="Title">
     <w:name w:val="Title"/>
     <w:basedOn w:val="Normal"/>
     <w:uiPriority w:val="10"/>
@@ -3885,7 +3729,7 @@
       <w:szCs w:val="32"/>
     </w:rPr>
   </w:style>
-  <w:style w:type="paragraph" w:styleId="Prrafodelista">
+  <w:style w:type="paragraph" w:styleId="ListParagraph">
     <w:name w:val="List Paragraph"/>
     <w:basedOn w:val="Normal"/>
     <w:uiPriority w:val="1"/>
@@ -3899,6 +3743,73 @@
     <w:basedOn w:val="Normal"/>
     <w:uiPriority w:val="1"/>
     <w:qFormat/>
+  </w:style>
+  <w:style w:type="character" w:styleId="CommentReference">
+    <w:name w:val="annotation reference"/>
+    <w:basedOn w:val="DefaultParagraphFont"/>
+    <w:uiPriority w:val="99"/>
+    <w:semiHidden/>
+    <w:unhideWhenUsed/>
+    <w:rsid w:val="00F601FE"/>
+    <w:rPr>
+      <w:sz w:val="16"/>
+      <w:szCs w:val="16"/>
+    </w:rPr>
+  </w:style>
+  <w:style w:type="paragraph" w:styleId="CommentText">
+    <w:name w:val="annotation text"/>
+    <w:basedOn w:val="Normal"/>
+    <w:link w:val="CommentTextChar"/>
+    <w:uiPriority w:val="99"/>
+    <w:semiHidden/>
+    <w:unhideWhenUsed/>
+    <w:rsid w:val="00F601FE"/>
+    <w:rPr>
+      <w:sz w:val="20"/>
+      <w:szCs w:val="20"/>
+    </w:rPr>
+  </w:style>
+  <w:style w:type="character" w:customStyle="1" w:styleId="CommentTextChar">
+    <w:name w:val="Comment Text Char"/>
+    <w:basedOn w:val="DefaultParagraphFont"/>
+    <w:link w:val="CommentText"/>
+    <w:uiPriority w:val="99"/>
+    <w:semiHidden/>
+    <w:rsid w:val="00F601FE"/>
+    <w:rPr>
+      <w:rFonts w:ascii="Calibri" w:eastAsia="Calibri" w:hAnsi="Calibri" w:cs="Calibri"/>
+      <w:sz w:val="20"/>
+      <w:szCs w:val="20"/>
+    </w:rPr>
+  </w:style>
+  <w:style w:type="paragraph" w:styleId="CommentSubject">
+    <w:name w:val="annotation subject"/>
+    <w:basedOn w:val="CommentText"/>
+    <w:next w:val="CommentText"/>
+    <w:link w:val="CommentSubjectChar"/>
+    <w:uiPriority w:val="99"/>
+    <w:semiHidden/>
+    <w:unhideWhenUsed/>
+    <w:rsid w:val="00F601FE"/>
+    <w:rPr>
+      <w:b/>
+      <w:bCs/>
+    </w:rPr>
+  </w:style>
+  <w:style w:type="character" w:customStyle="1" w:styleId="CommentSubjectChar">
+    <w:name w:val="Comment Subject Char"/>
+    <w:basedOn w:val="CommentTextChar"/>
+    <w:link w:val="CommentSubject"/>
+    <w:uiPriority w:val="99"/>
+    <w:semiHidden/>
+    <w:rsid w:val="00F601FE"/>
+    <w:rPr>
+      <w:rFonts w:ascii="Calibri" w:eastAsia="Calibri" w:hAnsi="Calibri" w:cs="Calibri"/>
+      <w:b/>
+      <w:bCs/>
+      <w:sz w:val="20"/>
+      <w:szCs w:val="20"/>
+    </w:rPr>
   </w:style>
 </w:styles>
 </file>

--- a/templates/TEMPLATE_CAPITAL_LOAN_AGREEMENT_Investors.docx
+++ b/templates/TEMPLATE_CAPITAL_LOAN_AGREEMENT_Investors.docx
@@ -594,7 +594,7 @@
         <w:tab/>
       </w:r>
       <w:r>
-        <w:t xml:space="preserve">{{MATURITY_DATE}} </w:t>
+        <w:t>{{MATURITY_DATE}}</w:t>
       </w:r>
       <w:r>
         <w:rPr>
@@ -603,7 +603,13 @@
         <w:t xml:space="preserve"> </w:t>
       </w:r>
       <w:r>
-        <w:t>- Sixty (60) calendar days</w:t>
+        <w:t xml:space="preserve">- </w:t>
+      </w:r>
+      <w:r>
+        <w:t>{{WRITTEN_DATE}}</w:t>
+      </w:r>
+      <w:r>
+        <w:t xml:space="preserve"> calendar days</w:t>
       </w:r>
       <w:r>
         <w:rPr>
@@ -713,7 +719,21 @@
         <w:rPr>
           <w:sz w:val="24"/>
         </w:rPr>
-        <w:t>Four percent (4%) per month, equivalent to forty-eight percent              (48%) per year.</w:t>
+        <w:t xml:space="preserve">Four percent (4%) per month, equivalent to forty-eight percent           </w:t>
+      </w:r>
+      <w:proofErr w:type="gramStart"/>
+      <w:r>
+        <w:rPr>
+          <w:sz w:val="24"/>
+        </w:rPr>
+        <w:t xml:space="preserve">   (</w:t>
+      </w:r>
+      <w:proofErr w:type="gramEnd"/>
+      <w:r>
+        <w:rPr>
+          <w:sz w:val="24"/>
+        </w:rPr>
+        <w:t>48%) per year.</w:t>
       </w:r>
     </w:p>
     <w:p>
@@ -1183,7 +1203,13 @@
         <w:rPr>
           <w:sz w:val="24"/>
         </w:rPr>
-        <w:t xml:space="preserve">Zero Cents </w:t>
+        <w:t>Zero Cents</w:t>
+      </w:r>
+      <w:r>
+        <w:rPr>
+          <w:sz w:val="24"/>
+        </w:rPr>
+        <w:t xml:space="preserve"> </w:t>
       </w:r>
       <w:r>
         <w:rPr>
@@ -1439,22 +1465,28 @@
         <w:t xml:space="preserve"> </w:t>
       </w:r>
       <w:r>
-        <w:t>Five</w:t>
-      </w:r>
-      <w:r>
-        <w:rPr>
-          <w:spacing w:val="-9"/>
-        </w:rPr>
-        <w:t xml:space="preserve"> </w:t>
-      </w:r>
-      <w:r>
-        <w:t xml:space="preserve">Percent </w:t>
-      </w:r>
-      <w:r>
-        <w:rPr>
-          <w:b/>
-        </w:rPr>
-        <w:t>(5%)</w:t>
+        <w:t>{{WRITTEN_PERCENT_RATE}}</w:t>
+      </w:r>
+      <w:r>
+        <w:t xml:space="preserve"> </w:t>
+      </w:r>
+      <w:r>
+        <w:rPr>
+          <w:b/>
+        </w:rPr>
+        <w:t>(</w:t>
+      </w:r>
+      <w:r>
+        <w:rPr>
+          <w:b/>
+        </w:rPr>
+        <w:t>{{PERCENT_RATE}}</w:t>
+      </w:r>
+      <w:r>
+        <w:rPr>
+          <w:b/>
+        </w:rPr>
+        <w:t>)</w:t>
       </w:r>
       <w:r>
         <w:t>,</w:t>
@@ -1481,7 +1513,13 @@
         <w:t>INTEREST_</w:t>
       </w:r>
       <w:r>
-        <w:t xml:space="preserve">WRITTEN_AMOUNT}} </w:t>
+        <w:t>WRITTEN_AMOUNT}}</w:t>
+      </w:r>
+      <w:r>
+        <w:t xml:space="preserve"> dollars</w:t>
+      </w:r>
+      <w:r>
+        <w:t xml:space="preserve"> </w:t>
       </w:r>
       <w:r>
         <w:rPr>
@@ -1578,7 +1616,13 @@
         <w:t>TOTAL_</w:t>
       </w:r>
       <w:r>
-        <w:t xml:space="preserve">WRITTEN_AMOUNT}} </w:t>
+        <w:t>WRITTEN_AMOUNT}}</w:t>
+      </w:r>
+      <w:r>
+        <w:t xml:space="preserve"> dollars</w:t>
+      </w:r>
+      <w:r>
+        <w:t xml:space="preserve"> </w:t>
       </w:r>
       <w:bookmarkStart w:id="6" w:name="_Hlk221116664"/>
       <w:r>
@@ -1592,16 +1636,13 @@
         <w:t xml:space="preserve">. The full loan shall be repaid within </w:t>
       </w:r>
       <w:r>
-        <w:t>sixty</w:t>
-      </w:r>
-      <w:r>
-        <w:t xml:space="preserve"> (</w:t>
-      </w:r>
-      <w:r>
-        <w:t>60</w:t>
-      </w:r>
-      <w:r>
-        <w:t>) days after execution of this note.</w:t>
+        <w:t>{{WRITTEN_DATE}}</w:t>
+      </w:r>
+      <w:r>
+        <w:t xml:space="preserve"> </w:t>
+      </w:r>
+      <w:r>
+        <w:t>days after execution of this note.</w:t>
       </w:r>
     </w:p>
     <w:p>
@@ -1808,26 +1849,13 @@
         <w:jc w:val="both"/>
       </w:pPr>
       <w:r>
-        <w:t xml:space="preserve">If the full loan is not </w:t>
-      </w:r>
-      <w:commentRangeStart w:id="8"/>
-      <w:r>
-        <w:t xml:space="preserve">repaid within </w:t>
-      </w:r>
-      <w:r>
-        <w:t>sixty (60)</w:t>
-      </w:r>
-      <w:r>
-        <w:t xml:space="preserve"> </w:t>
-      </w:r>
-      <w:commentRangeEnd w:id="8"/>
-      <w:r>
-        <w:rPr>
-          <w:rStyle w:val="CommentReference"/>
-          <w:sz w:val="24"/>
-          <w:szCs w:val="24"/>
-        </w:rPr>
-        <w:commentReference w:id="8"/>
+        <w:t xml:space="preserve">If the full loan is not repaid within </w:t>
+      </w:r>
+      <w:r>
+        <w:t>{{WRITTEN_DATE}}</w:t>
+      </w:r>
+      <w:r>
+        <w:t xml:space="preserve"> </w:t>
       </w:r>
       <w:r>
         <w:t xml:space="preserve">days after execution of this note, the borrower shall incur in a Monthly Interest Rate of </w:t>
@@ -1974,8 +2002,8 @@
         </w:tabs>
         <w:ind w:left="599" w:hanging="239"/>
       </w:pPr>
-      <w:bookmarkStart w:id="9" w:name="4._Prepayment"/>
-      <w:bookmarkEnd w:id="9"/>
+      <w:bookmarkStart w:id="8" w:name="4._Prepayment"/>
+      <w:bookmarkEnd w:id="8"/>
       <w:r>
         <w:rPr>
           <w:spacing w:val="-2"/>
@@ -2173,8 +2201,8 @@
         </w:tabs>
         <w:ind w:left="599" w:hanging="239"/>
       </w:pPr>
-      <w:bookmarkStart w:id="10" w:name="5._Governing_Law"/>
-      <w:bookmarkEnd w:id="10"/>
+      <w:bookmarkStart w:id="9" w:name="5._Governing_Law"/>
+      <w:bookmarkEnd w:id="9"/>
       <w:r>
         <w:t>Governing</w:t>
       </w:r>
@@ -2522,8 +2550,8 @@
         <w:pStyle w:val="Heading1"/>
         <w:spacing w:before="52"/>
       </w:pPr>
-      <w:bookmarkStart w:id="11" w:name="Understood_and_Agreed:"/>
-      <w:bookmarkEnd w:id="11"/>
+      <w:bookmarkStart w:id="10" w:name="Understood_and_Agreed:"/>
+      <w:bookmarkEnd w:id="10"/>
       <w:r>
         <w:t>Understood</w:t>
       </w:r>
@@ -2570,8 +2598,8 @@
           <w:sz w:val="24"/>
         </w:rPr>
       </w:pPr>
-      <w:bookmarkStart w:id="12" w:name="Lender:__Dated:_Ricardo_A._Ocando"/>
-      <w:bookmarkEnd w:id="12"/>
+      <w:bookmarkStart w:id="11" w:name="Lender:__Dated:_Ricardo_A._Ocando"/>
+      <w:bookmarkEnd w:id="11"/>
       <w:r>
         <w:rPr>
           <w:b/>
@@ -3060,46 +3088,6 @@
 </w:document>
 </file>
 
-<file path=word/comments.xml><?xml version="1.0" encoding="utf-8"?>
-<w:comments xmlns:wpc="http://schemas.microsoft.com/office/word/2010/wordprocessingCanvas" xmlns:cx="http://schemas.microsoft.com/office/drawing/2014/chartex" xmlns:cx1="http://schemas.microsoft.com/office/drawing/2015/9/8/chartex" xmlns:cx2="http://schemas.microsoft.com/office/drawing/2015/10/21/chartex" xmlns:cx3="http://schemas.microsoft.com/office/drawing/2016/5/9/chartex" xmlns:cx4="http://schemas.microsoft.com/office/drawing/2016/5/10/chartex" xmlns:cx5="http://schemas.microsoft.com/office/drawing/2016/5/11/chartex" xmlns:cx6="http://schemas.microsoft.com/office/drawing/2016/5/12/chartex" xmlns:cx7="http://schemas.microsoft.com/office/drawing/2016/5/13/chartex" xmlns:cx8="http://schemas.microsoft.com/office/drawing/2016/5/14/chartex" xmlns:mc="http://schemas.openxmlformats.org/markup-compatibility/2006" xmlns:aink="http://schemas.microsoft.com/office/drawing/2016/ink" xmlns:am3d="http://schemas.microsoft.com/office/drawing/2017/model3d" xmlns:o="urn:schemas-microsoft-com:office:office" xmlns:oel="http://schemas.microsoft.com/office/2019/extlst" xmlns:r="http://schemas.openxmlformats.org/officeDocument/2006/relationships" xmlns:m="http://schemas.openxmlformats.org/officeDocument/2006/math" xmlns:v="urn:schemas-microsoft-com:vml" xmlns:wp14="http://schemas.microsoft.com/office/word/2010/wordprocessingDrawing" xmlns:wp="http://schemas.openxmlformats.org/drawingml/2006/wordprocessingDrawing" xmlns:w10="urn:schemas-microsoft-com:office:word" xmlns:w="http://schemas.openxmlformats.org/wordprocessingml/2006/main" xmlns:w14="http://schemas.microsoft.com/office/word/2010/wordml" xmlns:w15="http://schemas.microsoft.com/office/word/2012/wordml" xmlns:w16cex="http://schemas.microsoft.com/office/word/2018/wordml/cex" xmlns:w16cid="http://schemas.microsoft.com/office/word/2016/wordml/cid" xmlns:w16="http://schemas.microsoft.com/office/word/2018/wordml" xmlns:w16du="http://schemas.microsoft.com/office/word/2023/wordml/word16du" xmlns:w16sdtdh="http://schemas.microsoft.com/office/word/2020/wordml/sdtdatahash" xmlns:w16sdtfl="http://schemas.microsoft.com/office/word/2024/wordml/sdtformatlock" xmlns:w16se="http://schemas.microsoft.com/office/word/2015/wordml/symex" xmlns:wpg="http://schemas.microsoft.com/office/word/2010/wordprocessingGroup" xmlns:wpi="http://schemas.microsoft.com/office/word/2010/wordprocessingInk" xmlns:wne="http://schemas.microsoft.com/office/word/2006/wordml" xmlns:wps="http://schemas.microsoft.com/office/word/2010/wordprocessingShape" mc:Ignorable="w14 w15 w16se w16cid w16 w16cex w16sdtdh w16sdtfl w16du wp14">
-  <w:comment w:id="8" w:author="JOSE CARLOS AVILA BREVE" w:date="2026-05-18T10:40:00Z" w:initials="JCAB">
-    <w:p>
-      <w:r>
-        <w:rPr>
-          <w:rStyle w:val="CommentReference"/>
-        </w:rPr>
-        <w:annotationRef/>
-      </w:r>
-      <w:r>
-        <w:rPr>
-          <w:sz w:val="20"/>
-          <w:szCs w:val="20"/>
-        </w:rPr>
-        <w:t>Add written amount of days</w:t>
-      </w:r>
-    </w:p>
-  </w:comment>
-</w:comments>
-</file>
-
-<file path=word/commentsExtended.xml><?xml version="1.0" encoding="utf-8"?>
-<w15:commentsEx xmlns:wpc="http://schemas.microsoft.com/office/word/2010/wordprocessingCanvas" xmlns:cx="http://schemas.microsoft.com/office/drawing/2014/chartex" xmlns:cx1="http://schemas.microsoft.com/office/drawing/2015/9/8/chartex" xmlns:cx2="http://schemas.microsoft.com/office/drawing/2015/10/21/chartex" xmlns:cx3="http://schemas.microsoft.com/office/drawing/2016/5/9/chartex" xmlns:cx4="http://schemas.microsoft.com/office/drawing/2016/5/10/chartex" xmlns:cx5="http://schemas.microsoft.com/office/drawing/2016/5/11/chartex" xmlns:cx6="http://schemas.microsoft.com/office/drawing/2016/5/12/chartex" xmlns:cx7="http://schemas.microsoft.com/office/drawing/2016/5/13/chartex" xmlns:cx8="http://schemas.microsoft.com/office/drawing/2016/5/14/chartex" xmlns:mc="http://schemas.openxmlformats.org/markup-compatibility/2006" xmlns:aink="http://schemas.microsoft.com/office/drawing/2016/ink" xmlns:am3d="http://schemas.microsoft.com/office/drawing/2017/model3d" xmlns:o="urn:schemas-microsoft-com:office:office" xmlns:oel="http://schemas.microsoft.com/office/2019/extlst" xmlns:r="http://schemas.openxmlformats.org/officeDocument/2006/relationships" xmlns:m="http://schemas.openxmlformats.org/officeDocument/2006/math" xmlns:v="urn:schemas-microsoft-com:vml" xmlns:wp14="http://schemas.microsoft.com/office/word/2010/wordprocessingDrawing" xmlns:wp="http://schemas.openxmlformats.org/drawingml/2006/wordprocessingDrawing" xmlns:w10="urn:schemas-microsoft-com:office:word" xmlns:w="http://schemas.openxmlformats.org/wordprocessingml/2006/main" xmlns:w14="http://schemas.microsoft.com/office/word/2010/wordml" xmlns:w15="http://schemas.microsoft.com/office/word/2012/wordml" xmlns:w16cex="http://schemas.microsoft.com/office/word/2018/wordml/cex" xmlns:w16cid="http://schemas.microsoft.com/office/word/2016/wordml/cid" xmlns:w16="http://schemas.microsoft.com/office/word/2018/wordml" xmlns:w16du="http://schemas.microsoft.com/office/word/2023/wordml/word16du" xmlns:w16sdtdh="http://schemas.microsoft.com/office/word/2020/wordml/sdtdatahash" xmlns:w16sdtfl="http://schemas.microsoft.com/office/word/2024/wordml/sdtformatlock" xmlns:w16se="http://schemas.microsoft.com/office/word/2015/wordml/symex" xmlns:wpg="http://schemas.microsoft.com/office/word/2010/wordprocessingGroup" xmlns:wpi="http://schemas.microsoft.com/office/word/2010/wordprocessingInk" xmlns:wne="http://schemas.microsoft.com/office/word/2006/wordml" xmlns:wps="http://schemas.microsoft.com/office/word/2010/wordprocessingShape" mc:Ignorable="w14 w15 w16se w16cid w16 w16cex w16sdtdh w16sdtfl w16du wp14">
-  <w15:commentEx w15:paraId="0407A5BE" w15:done="0"/>
-</w15:commentsEx>
-</file>
-
-<file path=word/commentsExtensible.xml><?xml version="1.0" encoding="utf-8"?>
-<w16cex:commentsExtensible xmlns:wpc="http://schemas.microsoft.com/office/word/2010/wordprocessingCanvas" xmlns:cx="http://schemas.microsoft.com/office/drawing/2014/chartex" xmlns:cx1="http://schemas.microsoft.com/office/drawing/2015/9/8/chartex" xmlns:cx2="http://schemas.microsoft.com/office/drawing/2015/10/21/chartex" xmlns:cx3="http://schemas.microsoft.com/office/drawing/2016/5/9/chartex" xmlns:cx4="http://schemas.microsoft.com/office/drawing/2016/5/10/chartex" xmlns:cx5="http://schemas.microsoft.com/office/drawing/2016/5/11/chartex" xmlns:cx6="http://schemas.microsoft.com/office/drawing/2016/5/12/chartex" xmlns:cx7="http://schemas.microsoft.com/office/drawing/2016/5/13/chartex" xmlns:cx8="http://schemas.microsoft.com/office/drawing/2016/5/14/chartex" xmlns:cr="http://schemas.microsoft.com/office/comments/2020/reactions" xmlns:mc="http://schemas.openxmlformats.org/markup-compatibility/2006" xmlns:aink="http://schemas.microsoft.com/office/drawing/2016/ink" xmlns:am3d="http://schemas.microsoft.com/office/drawing/2017/model3d" xmlns:o="urn:schemas-microsoft-com:office:office" xmlns:oel="http://schemas.microsoft.com/office/2019/extlst" xmlns:r="http://schemas.openxmlformats.org/officeDocument/2006/relationships" xmlns:m="http://schemas.openxmlformats.org/officeDocument/2006/math" xmlns:v="urn:schemas-microsoft-com:vml" xmlns:wp14="http://schemas.microsoft.com/office/word/2010/wordprocessingDrawing" xmlns:wp="http://schemas.openxmlformats.org/drawingml/2006/wordprocessingDrawing" xmlns:w10="urn:schemas-microsoft-com:office:word" xmlns:w="http://schemas.openxmlformats.org/wordprocessingml/2006/main" xmlns:w14="http://schemas.microsoft.com/office/word/2010/wordml" xmlns:w15="http://schemas.microsoft.com/office/word/2012/wordml" xmlns:w16cex="http://schemas.microsoft.com/office/word/2018/wordml/cex" xmlns:w16cid="http://schemas.microsoft.com/office/word/2016/wordml/cid" xmlns:w16="http://schemas.microsoft.com/office/word/2018/wordml" xmlns:w16du="http://schemas.microsoft.com/office/word/2023/wordml/word16du" xmlns:w16sdtdh="http://schemas.microsoft.com/office/word/2020/wordml/sdtdatahash" xmlns:w16sdtfl="http://schemas.microsoft.com/office/word/2024/wordml/sdtformatlock" xmlns:w16se="http://schemas.microsoft.com/office/word/2015/wordml/symex" xmlns:wpg="http://schemas.microsoft.com/office/word/2010/wordprocessingGroup" xmlns:wpi="http://schemas.microsoft.com/office/word/2010/wordprocessingInk" xmlns:wne="http://schemas.microsoft.com/office/word/2006/wordml" xmlns:wps="http://schemas.microsoft.com/office/word/2010/wordprocessingShape" mc:Ignorable="w14 w15 w16se w16cid w16 w16cex w16sdtdh w16sdtfl cr w16du wp14">
-  <w16cex:commentExtensible w16cex:durableId="4CC491A5" w16cex:dateUtc="2026-05-18T16:40:00Z"/>
-</w16cex:commentsExtensible>
-</file>
-
-<file path=word/commentsIds.xml><?xml version="1.0" encoding="utf-8"?>
-<w16cid:commentsIds xmlns:wpc="http://schemas.microsoft.com/office/word/2010/wordprocessingCanvas" xmlns:cx="http://schemas.microsoft.com/office/drawing/2014/chartex" xmlns:cx1="http://schemas.microsoft.com/office/drawing/2015/9/8/chartex" xmlns:cx2="http://schemas.microsoft.com/office/drawing/2015/10/21/chartex" xmlns:cx3="http://schemas.microsoft.com/office/drawing/2016/5/9/chartex" xmlns:cx4="http://schemas.microsoft.com/office/drawing/2016/5/10/chartex" xmlns:cx5="http://schemas.microsoft.com/office/drawing/2016/5/11/chartex" xmlns:cx6="http://schemas.microsoft.com/office/drawing/2016/5/12/chartex" xmlns:cx7="http://schemas.microsoft.com/office/drawing/2016/5/13/chartex" xmlns:cx8="http://schemas.microsoft.com/office/drawing/2016/5/14/chartex" xmlns:mc="http://schemas.openxmlformats.org/markup-compatibility/2006" xmlns:aink="http://schemas.microsoft.com/office/drawing/2016/ink" xmlns:am3d="http://schemas.microsoft.com/office/drawing/2017/model3d" xmlns:o="urn:schemas-microsoft-com:office:office" xmlns:oel="http://schemas.microsoft.com/office/2019/extlst" xmlns:r="http://schemas.openxmlformats.org/officeDocument/2006/relationships" xmlns:m="http://schemas.openxmlformats.org/officeDocument/2006/math" xmlns:v="urn:schemas-microsoft-com:vml" xmlns:wp14="http://schemas.microsoft.com/office/word/2010/wordprocessingDrawing" xmlns:wp="http://schemas.openxmlformats.org/drawingml/2006/wordprocessingDrawing" xmlns:w10="urn:schemas-microsoft-com:office:word" xmlns:w="http://schemas.openxmlformats.org/wordprocessingml/2006/main" xmlns:w14="http://schemas.microsoft.com/office/word/2010/wordml" xmlns:w15="http://schemas.microsoft.com/office/word/2012/wordml" xmlns:w16cex="http://schemas.microsoft.com/office/word/2018/wordml/cex" xmlns:w16cid="http://schemas.microsoft.com/office/word/2016/wordml/cid" xmlns:w16="http://schemas.microsoft.com/office/word/2018/wordml" xmlns:w16du="http://schemas.microsoft.com/office/word/2023/wordml/word16du" xmlns:w16sdtdh="http://schemas.microsoft.com/office/word/2020/wordml/sdtdatahash" xmlns:w16sdtfl="http://schemas.microsoft.com/office/word/2024/wordml/sdtformatlock" xmlns:w16se="http://schemas.microsoft.com/office/word/2015/wordml/symex" xmlns:wpg="http://schemas.microsoft.com/office/word/2010/wordprocessingGroup" xmlns:wpi="http://schemas.microsoft.com/office/word/2010/wordprocessingInk" xmlns:wne="http://schemas.microsoft.com/office/word/2006/wordml" xmlns:wps="http://schemas.microsoft.com/office/word/2010/wordprocessingShape" mc:Ignorable="w14 w15 w16se w16cid w16 w16cex w16sdtdh w16sdtfl w16du wp14">
-  <w16cid:commentId w16cid:paraId="0407A5BE" w16cid:durableId="4CC491A5"/>
-</w16cid:commentsIds>
-</file>
-
 <file path=word/numbering.xml><?xml version="1.0" encoding="utf-8"?>
 <w:numbering xmlns:wpc="http://schemas.microsoft.com/office/word/2010/wordprocessingCanvas" xmlns:cx="http://schemas.microsoft.com/office/drawing/2014/chartex" xmlns:cx1="http://schemas.microsoft.com/office/drawing/2015/9/8/chartex" xmlns:cx2="http://schemas.microsoft.com/office/drawing/2015/10/21/chartex" xmlns:cx3="http://schemas.microsoft.com/office/drawing/2016/5/9/chartex" xmlns:cx4="http://schemas.microsoft.com/office/drawing/2016/5/10/chartex" xmlns:cx5="http://schemas.microsoft.com/office/drawing/2016/5/11/chartex" xmlns:cx6="http://schemas.microsoft.com/office/drawing/2016/5/12/chartex" xmlns:cx7="http://schemas.microsoft.com/office/drawing/2016/5/13/chartex" xmlns:cx8="http://schemas.microsoft.com/office/drawing/2016/5/14/chartex" xmlns:mc="http://schemas.openxmlformats.org/markup-compatibility/2006" xmlns:aink="http://schemas.microsoft.com/office/drawing/2016/ink" xmlns:am3d="http://schemas.microsoft.com/office/drawing/2017/model3d" xmlns:o="urn:schemas-microsoft-com:office:office" xmlns:oel="http://schemas.microsoft.com/office/2019/extlst" xmlns:r="http://schemas.openxmlformats.org/officeDocument/2006/relationships" xmlns:m="http://schemas.openxmlformats.org/officeDocument/2006/math" xmlns:v="urn:schemas-microsoft-com:vml" xmlns:wp14="http://schemas.microsoft.com/office/word/2010/wordprocessingDrawing" xmlns:wp="http://schemas.openxmlformats.org/drawingml/2006/wordprocessingDrawing" xmlns:w10="urn:schemas-microsoft-com:office:word" xmlns:w="http://schemas.openxmlformats.org/wordprocessingml/2006/main" xmlns:w14="http://schemas.microsoft.com/office/word/2010/wordml" xmlns:w15="http://schemas.microsoft.com/office/word/2012/wordml" xmlns:w16cex="http://schemas.microsoft.com/office/word/2018/wordml/cex" xmlns:w16cid="http://schemas.microsoft.com/office/word/2016/wordml/cid" xmlns:w16="http://schemas.microsoft.com/office/word/2018/wordml" xmlns:w16du="http://schemas.microsoft.com/office/word/2023/wordml/word16du" xmlns:w16sdtdh="http://schemas.microsoft.com/office/word/2020/wordml/sdtdatahash" xmlns:w16sdtfl="http://schemas.microsoft.com/office/word/2024/wordml/sdtformatlock" xmlns:w16se="http://schemas.microsoft.com/office/word/2015/wordml/symex" xmlns:wpg="http://schemas.microsoft.com/office/word/2010/wordprocessingGroup" xmlns:wpi="http://schemas.microsoft.com/office/word/2010/wordprocessingInk" xmlns:wne="http://schemas.microsoft.com/office/word/2006/wordml" xmlns:wps="http://schemas.microsoft.com/office/word/2010/wordprocessingShape" mc:Ignorable="w14 w15 w16se w16cid w16 w16cex w16sdtdh w16sdtfl w16du wp14">
   <w:abstractNum w:abstractNumId="0" w15:restartNumberingAfterBreak="0">
@@ -3229,14 +3217,6 @@
     <w:abstractNumId w:val="0"/>
   </w:num>
 </w:numbering>
-</file>
-
-<file path=word/people.xml><?xml version="1.0" encoding="utf-8"?>
-<w15:people xmlns:wpc="http://schemas.microsoft.com/office/word/2010/wordprocessingCanvas" xmlns:cx="http://schemas.microsoft.com/office/drawing/2014/chartex" xmlns:cx1="http://schemas.microsoft.com/office/drawing/2015/9/8/chartex" xmlns:cx2="http://schemas.microsoft.com/office/drawing/2015/10/21/chartex" xmlns:cx3="http://schemas.microsoft.com/office/drawing/2016/5/9/chartex" xmlns:cx4="http://schemas.microsoft.com/office/drawing/2016/5/10/chartex" xmlns:cx5="http://schemas.microsoft.com/office/drawing/2016/5/11/chartex" xmlns:cx6="http://schemas.microsoft.com/office/drawing/2016/5/12/chartex" xmlns:cx7="http://schemas.microsoft.com/office/drawing/2016/5/13/chartex" xmlns:cx8="http://schemas.microsoft.com/office/drawing/2016/5/14/chartex" xmlns:mc="http://schemas.openxmlformats.org/markup-compatibility/2006" xmlns:aink="http://schemas.microsoft.com/office/drawing/2016/ink" xmlns:am3d="http://schemas.microsoft.com/office/drawing/2017/model3d" xmlns:o="urn:schemas-microsoft-com:office:office" xmlns:oel="http://schemas.microsoft.com/office/2019/extlst" xmlns:r="http://schemas.openxmlformats.org/officeDocument/2006/relationships" xmlns:m="http://schemas.openxmlformats.org/officeDocument/2006/math" xmlns:v="urn:schemas-microsoft-com:vml" xmlns:wp14="http://schemas.microsoft.com/office/word/2010/wordprocessingDrawing" xmlns:wp="http://schemas.openxmlformats.org/drawingml/2006/wordprocessingDrawing" xmlns:w10="urn:schemas-microsoft-com:office:word" xmlns:w="http://schemas.openxmlformats.org/wordprocessingml/2006/main" xmlns:w14="http://schemas.microsoft.com/office/word/2010/wordml" xmlns:w15="http://schemas.microsoft.com/office/word/2012/wordml" xmlns:w16cex="http://schemas.microsoft.com/office/word/2018/wordml/cex" xmlns:w16cid="http://schemas.microsoft.com/office/word/2016/wordml/cid" xmlns:w16="http://schemas.microsoft.com/office/word/2018/wordml" xmlns:w16du="http://schemas.microsoft.com/office/word/2023/wordml/word16du" xmlns:w16sdtdh="http://schemas.microsoft.com/office/word/2020/wordml/sdtdatahash" xmlns:w16sdtfl="http://schemas.microsoft.com/office/word/2024/wordml/sdtformatlock" xmlns:w16se="http://schemas.microsoft.com/office/word/2015/wordml/symex" xmlns:wpg="http://schemas.microsoft.com/office/word/2010/wordprocessingGroup" xmlns:wpi="http://schemas.microsoft.com/office/word/2010/wordprocessingInk" xmlns:wne="http://schemas.microsoft.com/office/word/2006/wordml" xmlns:wps="http://schemas.microsoft.com/office/word/2010/wordprocessingShape" mc:Ignorable="w14 w15 w16se w16cid w16 w16cex w16sdtdh w16sdtfl w16du wp14">
-  <w15:person w15:author="JOSE CARLOS AVILA BREVE">
-    <w15:presenceInfo w15:providerId="AD" w15:userId="S::jcavilab@unitec.edu::33a2ab00-9bf7-4876-84a0-38d6464c587d"/>
-  </w15:person>
-</w15:people>
 </file>
 
 <file path=word/styles.xml><?xml version="1.0" encoding="utf-8"?>
